--- a/Workspace/Testing/Test plan/UnitTest/UnitTest_CasesSpecification_AccountManagement_EWMS.docx
+++ b/Workspace/Testing/Test plan/UnitTest/UnitTest_CasesSpecification_AccountManagement_EWMS.docx
@@ -1302,12 +1302,14 @@
               </w:rPr>
               <w:t xml:space="preserve">Uniti insieme </w:t>
             </w:r>
+            <w:proofErr w:type="gramStart"/>
             <w:r>
               <w:rPr>
                 <w:sz w:val="20"/>
               </w:rPr>
               <w:t>le test</w:t>
             </w:r>
+            <w:proofErr w:type="gramEnd"/>
             <w:r>
               <w:rPr>
                 <w:sz w:val="20"/>
@@ -1347,13 +1349,7 @@
               <w:rPr>
                 <w:sz w:val="20"/>
               </w:rPr>
-              <w:t>UnitTest_TestCases_</w:t>
-            </w:r>
-            <w:r>
-              <w:rPr>
-                <w:sz w:val="20"/>
-              </w:rPr>
-              <w:t>AccountManagement_EWMS</w:t>
+              <w:t>UnitTest_TestCases_AccountManagement_EWMS</w:t>
             </w:r>
             <w:proofErr w:type="spellEnd"/>
           </w:p>
@@ -1932,6 +1928,16 @@
       </w:pPr>
     </w:p>
     <w:p>
+      <w:pPr>
+        <w:pStyle w:val="Sommario1"/>
+        <w:rPr>
+          <w:rFonts w:asciiTheme="minorHAnsi" w:eastAsiaTheme="minorEastAsia" w:hAnsiTheme="minorHAnsi" w:cstheme="minorBidi"/>
+          <w:noProof/>
+          <w:kern w:val="2"/>
+          <w:lang w:eastAsia="it-IT"/>
+          <w14:ligatures w14:val="standardContextual"/>
+        </w:rPr>
+      </w:pPr>
       <w:r>
         <w:fldChar w:fldCharType="begin"/>
       </w:r>
@@ -1941,14 +1947,349 @@
       <w:r>
         <w:fldChar w:fldCharType="separate"/>
       </w:r>
-      <w:r>
+      <w:hyperlink w:anchor="_Toc221351242" w:history="1">
+        <w:r>
+          <w:rPr>
+            <w:rStyle w:val="Collegamentoipertestuale"/>
+            <w:noProof/>
+          </w:rPr>
+          <w:t>Introduzione</w:t>
+        </w:r>
+        <w:r>
+          <w:rPr>
+            <w:noProof/>
+            <w:webHidden/>
+          </w:rPr>
+          <w:tab/>
+        </w:r>
+        <w:r>
+          <w:rPr>
+            <w:noProof/>
+            <w:webHidden/>
+          </w:rPr>
+          <w:fldChar w:fldCharType="begin"/>
+        </w:r>
+        <w:r>
+          <w:rPr>
+            <w:noProof/>
+            <w:webHidden/>
+          </w:rPr>
+          <w:instrText xml:space="preserve"> PAGEREF _Toc221351242 \h </w:instrText>
+        </w:r>
+        <w:r>
+          <w:rPr>
+            <w:noProof/>
+            <w:webHidden/>
+          </w:rPr>
+        </w:r>
+        <w:r>
+          <w:rPr>
+            <w:noProof/>
+            <w:webHidden/>
+          </w:rPr>
+          <w:fldChar w:fldCharType="separate"/>
+        </w:r>
+        <w:r>
+          <w:rPr>
+            <w:noProof/>
+            <w:webHidden/>
+          </w:rPr>
+          <w:t>4</w:t>
+        </w:r>
+        <w:r>
+          <w:rPr>
+            <w:noProof/>
+            <w:webHidden/>
+          </w:rPr>
+          <w:fldChar w:fldCharType="end"/>
+        </w:r>
+      </w:hyperlink>
+    </w:p>
+    <w:p>
+      <w:pPr>
+        <w:pStyle w:val="Sommario2"/>
         <w:rPr>
-          <w:b/>
-          <w:bCs/>
+          <w:rFonts w:asciiTheme="minorHAnsi" w:eastAsiaTheme="minorEastAsia" w:hAnsiTheme="minorHAnsi" w:cstheme="minorBidi"/>
           <w:noProof/>
+          <w:kern w:val="2"/>
+          <w:lang w:eastAsia="it-IT"/>
+          <w14:ligatures w14:val="standardContextual"/>
         </w:rPr>
-        <w:t>Nessuna voce di sommario trovata.</w:t>
-      </w:r>
+      </w:pPr>
+      <w:hyperlink w:anchor="_Toc221351243" w:history="1">
+        <w:r>
+          <w:rPr>
+            <w:rStyle w:val="Collegamentoipertestuale"/>
+            <w:noProof/>
+            <w:lang w:val="en-GB"/>
+          </w:rPr>
+          <w:t>Classe: ProfileManagementService</w:t>
+        </w:r>
+        <w:r>
+          <w:rPr>
+            <w:noProof/>
+            <w:webHidden/>
+          </w:rPr>
+          <w:tab/>
+        </w:r>
+        <w:r>
+          <w:rPr>
+            <w:noProof/>
+            <w:webHidden/>
+          </w:rPr>
+          <w:fldChar w:fldCharType="begin"/>
+        </w:r>
+        <w:r>
+          <w:rPr>
+            <w:noProof/>
+            <w:webHidden/>
+          </w:rPr>
+          <w:instrText xml:space="preserve"> PAGEREF _Toc221351243 \h </w:instrText>
+        </w:r>
+        <w:r>
+          <w:rPr>
+            <w:noProof/>
+            <w:webHidden/>
+          </w:rPr>
+        </w:r>
+        <w:r>
+          <w:rPr>
+            <w:noProof/>
+            <w:webHidden/>
+          </w:rPr>
+          <w:fldChar w:fldCharType="separate"/>
+        </w:r>
+        <w:r>
+          <w:rPr>
+            <w:noProof/>
+            <w:webHidden/>
+          </w:rPr>
+          <w:t>4</w:t>
+        </w:r>
+        <w:r>
+          <w:rPr>
+            <w:noProof/>
+            <w:webHidden/>
+          </w:rPr>
+          <w:fldChar w:fldCharType="end"/>
+        </w:r>
+      </w:hyperlink>
+    </w:p>
+    <w:p>
+      <w:pPr>
+        <w:pStyle w:val="Sommario3"/>
+        <w:tabs>
+          <w:tab w:val="right" w:leader="dot" w:pos="9627"/>
+        </w:tabs>
+        <w:rPr>
+          <w:rFonts w:asciiTheme="minorHAnsi" w:eastAsiaTheme="minorEastAsia" w:hAnsiTheme="minorHAnsi"/>
+          <w:noProof/>
+          <w:szCs w:val="24"/>
+          <w:lang w:eastAsia="it-IT"/>
+        </w:rPr>
+      </w:pPr>
+      <w:hyperlink w:anchor="_Toc221351244" w:history="1">
+        <w:r>
+          <w:rPr>
+            <w:rStyle w:val="Collegamentoipertestuale"/>
+            <w:noProof/>
+            <w:lang w:val="en-GB"/>
+          </w:rPr>
+          <w:t>addAccount</w:t>
+        </w:r>
+        <w:r>
+          <w:rPr>
+            <w:noProof/>
+            <w:webHidden/>
+          </w:rPr>
+          <w:tab/>
+        </w:r>
+        <w:r>
+          <w:rPr>
+            <w:noProof/>
+            <w:webHidden/>
+          </w:rPr>
+          <w:fldChar w:fldCharType="begin"/>
+        </w:r>
+        <w:r>
+          <w:rPr>
+            <w:noProof/>
+            <w:webHidden/>
+          </w:rPr>
+          <w:instrText xml:space="preserve"> PAGEREF _Toc221351244 \h </w:instrText>
+        </w:r>
+        <w:r>
+          <w:rPr>
+            <w:noProof/>
+            <w:webHidden/>
+          </w:rPr>
+        </w:r>
+        <w:r>
+          <w:rPr>
+            <w:noProof/>
+            <w:webHidden/>
+          </w:rPr>
+          <w:fldChar w:fldCharType="separate"/>
+        </w:r>
+        <w:r>
+          <w:rPr>
+            <w:noProof/>
+            <w:webHidden/>
+          </w:rPr>
+          <w:t>4</w:t>
+        </w:r>
+        <w:r>
+          <w:rPr>
+            <w:noProof/>
+            <w:webHidden/>
+          </w:rPr>
+          <w:fldChar w:fldCharType="end"/>
+        </w:r>
+      </w:hyperlink>
+    </w:p>
+    <w:p>
+      <w:pPr>
+        <w:pStyle w:val="Sommario3"/>
+        <w:tabs>
+          <w:tab w:val="right" w:leader="dot" w:pos="9627"/>
+        </w:tabs>
+        <w:rPr>
+          <w:rFonts w:asciiTheme="minorHAnsi" w:eastAsiaTheme="minorEastAsia" w:hAnsiTheme="minorHAnsi"/>
+          <w:noProof/>
+          <w:szCs w:val="24"/>
+          <w:lang w:eastAsia="it-IT"/>
+        </w:rPr>
+      </w:pPr>
+      <w:hyperlink w:anchor="_Toc221351245" w:history="1">
+        <w:r>
+          <w:rPr>
+            <w:rStyle w:val="Collegamentoipertestuale"/>
+            <w:noProof/>
+          </w:rPr>
+          <w:t>getAccount</w:t>
+        </w:r>
+        <w:r>
+          <w:rPr>
+            <w:noProof/>
+            <w:webHidden/>
+          </w:rPr>
+          <w:tab/>
+        </w:r>
+        <w:r>
+          <w:rPr>
+            <w:noProof/>
+            <w:webHidden/>
+          </w:rPr>
+          <w:fldChar w:fldCharType="begin"/>
+        </w:r>
+        <w:r>
+          <w:rPr>
+            <w:noProof/>
+            <w:webHidden/>
+          </w:rPr>
+          <w:instrText xml:space="preserve"> PAGEREF _Toc221351245 \h </w:instrText>
+        </w:r>
+        <w:r>
+          <w:rPr>
+            <w:noProof/>
+            <w:webHidden/>
+          </w:rPr>
+        </w:r>
+        <w:r>
+          <w:rPr>
+            <w:noProof/>
+            <w:webHidden/>
+          </w:rPr>
+          <w:fldChar w:fldCharType="separate"/>
+        </w:r>
+        <w:r>
+          <w:rPr>
+            <w:noProof/>
+            <w:webHidden/>
+          </w:rPr>
+          <w:t>6</w:t>
+        </w:r>
+        <w:r>
+          <w:rPr>
+            <w:noProof/>
+            <w:webHidden/>
+          </w:rPr>
+          <w:fldChar w:fldCharType="end"/>
+        </w:r>
+      </w:hyperlink>
+    </w:p>
+    <w:p>
+      <w:pPr>
+        <w:pStyle w:val="Sommario3"/>
+        <w:tabs>
+          <w:tab w:val="right" w:leader="dot" w:pos="9627"/>
+        </w:tabs>
+        <w:rPr>
+          <w:rFonts w:asciiTheme="minorHAnsi" w:eastAsiaTheme="minorEastAsia" w:hAnsiTheme="minorHAnsi"/>
+          <w:noProof/>
+          <w:szCs w:val="24"/>
+          <w:lang w:eastAsia="it-IT"/>
+        </w:rPr>
+      </w:pPr>
+      <w:hyperlink w:anchor="_Toc221351246" w:history="1">
+        <w:r>
+          <w:rPr>
+            <w:rStyle w:val="Collegamentoipertestuale"/>
+            <w:noProof/>
+          </w:rPr>
+          <w:t>deleteAccount</w:t>
+        </w:r>
+        <w:r>
+          <w:rPr>
+            <w:noProof/>
+            <w:webHidden/>
+          </w:rPr>
+          <w:tab/>
+        </w:r>
+        <w:r>
+          <w:rPr>
+            <w:noProof/>
+            <w:webHidden/>
+          </w:rPr>
+          <w:fldChar w:fldCharType="begin"/>
+        </w:r>
+        <w:r>
+          <w:rPr>
+            <w:noProof/>
+            <w:webHidden/>
+          </w:rPr>
+          <w:instrText xml:space="preserve"> PAGEREF _Toc221351246 \h </w:instrText>
+        </w:r>
+        <w:r>
+          <w:rPr>
+            <w:noProof/>
+            <w:webHidden/>
+          </w:rPr>
+        </w:r>
+        <w:r>
+          <w:rPr>
+            <w:noProof/>
+            <w:webHidden/>
+          </w:rPr>
+          <w:fldChar w:fldCharType="separate"/>
+        </w:r>
+        <w:r>
+          <w:rPr>
+            <w:noProof/>
+            <w:webHidden/>
+          </w:rPr>
+          <w:t>7</w:t>
+        </w:r>
+        <w:r>
+          <w:rPr>
+            <w:noProof/>
+            <w:webHidden/>
+          </w:rPr>
+          <w:fldChar w:fldCharType="end"/>
+        </w:r>
+      </w:hyperlink>
+    </w:p>
+    <w:p>
       <w:r>
         <w:rPr>
           <w:b/>
@@ -1988,14 +2329,24 @@
       <w:pPr>
         <w:pStyle w:val="Titolo1"/>
       </w:pPr>
+      <w:bookmarkStart w:id="0" w:name="_Toc221351242"/>
       <w:r>
         <w:lastRenderedPageBreak/>
         <w:t>Introduzione</w:t>
       </w:r>
+      <w:bookmarkEnd w:id="0"/>
     </w:p>
     <w:p>
       <w:r>
-        <w:t xml:space="preserve">In questo documento verranno inserti le test </w:t>
+        <w:t xml:space="preserve">In questo documento verranno inserti </w:t>
+      </w:r>
+      <w:proofErr w:type="gramStart"/>
+      <w:r>
+        <w:t>le test</w:t>
+      </w:r>
+      <w:proofErr w:type="gramEnd"/>
+      <w:r>
+        <w:t xml:space="preserve"> </w:t>
       </w:r>
       <w:proofErr w:type="spellStart"/>
       <w:r>
@@ -2043,30 +2394,61 @@
       </w:r>
     </w:p>
     <w:p>
+      <w:pPr>
+        <w:rPr>
+          <w:lang w:val="en-GB"/>
+        </w:rPr>
+      </w:pPr>
       <w:r>
         <w:t xml:space="preserve"> </w:t>
       </w:r>
       <w:proofErr w:type="spellStart"/>
       <w:r>
+        <w:rPr>
+          <w:lang w:val="en-GB"/>
+        </w:rPr>
         <w:t>UnitTest_TestCases_AccountManagement_EWMS</w:t>
       </w:r>
       <w:proofErr w:type="spellEnd"/>
     </w:p>
-    <w:p/>
     <w:p>
       <w:pPr>
+        <w:rPr>
+          <w:lang w:val="en-GB"/>
+        </w:rPr>
+      </w:pPr>
+    </w:p>
+    <w:p>
+      <w:pPr>
         <w:pStyle w:val="Titolo2"/>
-      </w:pPr>
+        <w:rPr>
+          <w:lang w:val="en-GB"/>
+        </w:rPr>
+      </w:pPr>
+      <w:bookmarkStart w:id="1" w:name="_Toc221351243"/>
       <w:r>
+        <w:rPr>
+          <w:lang w:val="en-GB"/>
+        </w:rPr>
         <w:t xml:space="preserve">Classe: </w:t>
       </w:r>
       <w:proofErr w:type="spellStart"/>
       <w:r>
+        <w:rPr>
+          <w:lang w:val="en-GB"/>
+        </w:rPr>
         <w:t>ProfileManagementService</w:t>
       </w:r>
+      <w:bookmarkEnd w:id="1"/>
       <w:proofErr w:type="spellEnd"/>
     </w:p>
-    <w:p/>
+    <w:p>
+      <w:pPr>
+        <w:rPr>
+          <w:lang w:val="en-GB"/>
+        </w:rPr>
+      </w:pPr>
+    </w:p>
     <w:p>
       <w:r>
         <w:t xml:space="preserve">In questa sezione analizziamo i test </w:t>
@@ -2094,37 +2476,22 @@
       </w:r>
     </w:p>
     <w:p>
-      <w:pPr>
-        <w:rPr>
-          <w:lang w:val="en-GB"/>
-        </w:rPr>
-      </w:pPr>
       <w:r>
         <w:rPr>
           <w:b/>
           <w:bCs/>
-          <w:lang w:val="en-GB"/>
         </w:rPr>
         <w:t>*</w:t>
       </w:r>
       <w:r>
-        <w:rPr>
-          <w:lang w:val="en-GB"/>
-        </w:rPr>
         <w:t>(</w:t>
       </w:r>
       <w:proofErr w:type="spellStart"/>
       <w:r>
-        <w:rPr>
-          <w:lang w:val="en-GB"/>
-        </w:rPr>
         <w:t>IllegalArgumentException</w:t>
       </w:r>
       <w:proofErr w:type="spellEnd"/>
       <w:r>
-        <w:rPr>
-          <w:lang w:val="en-GB"/>
-        </w:rPr>
         <w:t>)</w:t>
       </w:r>
     </w:p>
@@ -2193,6 +2560,7 @@
           <w:lang w:val="en-GB"/>
         </w:rPr>
       </w:pPr>
+      <w:bookmarkStart w:id="2" w:name="_Toc221351244"/>
       <w:proofErr w:type="spellStart"/>
       <w:r>
         <w:rPr>
@@ -2200,6 +2568,7 @@
         </w:rPr>
         <w:t>addAccount</w:t>
       </w:r>
+      <w:bookmarkEnd w:id="2"/>
       <w:proofErr w:type="spellEnd"/>
       <w:r>
         <w:rPr>
@@ -5050,10 +5419,12 @@
           <w:color w:val="5A5A5A" w:themeColor="text1" w:themeTint="A5"/>
         </w:rPr>
       </w:pPr>
+      <w:bookmarkStart w:id="3" w:name="_Toc221351245"/>
       <w:proofErr w:type="spellStart"/>
       <w:r>
         <w:t>getAccount</w:t>
       </w:r>
+      <w:bookmarkEnd w:id="3"/>
       <w:proofErr w:type="spellEnd"/>
       <w:r>
         <w:br/>
@@ -6057,10 +6428,12 @@
           <w:color w:val="5A5A5A" w:themeColor="text1" w:themeTint="A5"/>
         </w:rPr>
       </w:pPr>
+      <w:bookmarkStart w:id="4" w:name="_Toc221351246"/>
       <w:proofErr w:type="spellStart"/>
       <w:r>
         <w:t>deleteAccount</w:t>
       </w:r>
+      <w:bookmarkEnd w:id="4"/>
       <w:proofErr w:type="spellEnd"/>
       <w:r>
         <w:br/>
@@ -9403,6 +9776,7 @@
   <w:style w:type="character" w:default="1" w:styleId="Carpredefinitoparagrafo">
     <w:name w:val="Default Paragraph Font"/>
     <w:uiPriority w:val="1"/>
+    <w:semiHidden/>
     <w:unhideWhenUsed/>
   </w:style>
   <w:style w:type="table" w:default="1" w:styleId="Tabellanormale">
@@ -9949,6 +10323,19 @@
       <w:color w:val="5A5A5A" w:themeColor="text1" w:themeTint="A5"/>
     </w:rPr>
   </w:style>
+  <w:style w:type="paragraph" w:styleId="Sommario3">
+    <w:name w:val="toc 3"/>
+    <w:basedOn w:val="Normale"/>
+    <w:next w:val="Normale"/>
+    <w:autoRedefine/>
+    <w:uiPriority w:val="39"/>
+    <w:unhideWhenUsed/>
+    <w:rsid w:val="00BA5324"/>
+    <w:pPr>
+      <w:spacing w:after="100"/>
+      <w:ind w:left="480"/>
+    </w:pPr>
+  </w:style>
 </w:styles>
 </file>
 
